--- a/public/legal-templates/appliance-rental-agreement-short-form.docx
+++ b/public/legal-templates/appliance-rental-agreement-short-form.docx
@@ -4,20 +4,14 @@
   <w:body>
     <w:p>
       <w:pPr>
-        <w:pStyle w:val="Heading1"/>
         <w:jc w:val="center"/>
       </w:pPr>
       <w:r>
-        <w:t>RENTITOUT TEMPLATE</w:t>
-      </w:r>
-    </w:p>
-    <w:p>
-      <w:pPr>
-        <w:pStyle w:val="Heading2"/>
-        <w:jc w:val="center"/>
-      </w:pPr>
-      <w:r>
-        <w:t>APPLIANCE RENTAL AGREEMENT (SHORT FORM)</w:t>
+        <w:rPr>
+          <w:b/>
+          <w:sz w:val="32"/>
+        </w:rPr>
+        <w:t>APPLIANCE RENTAL AGREEMENT</w:t>
       </w:r>
     </w:p>
     <w:p>
@@ -25,226 +19,300 @@
         <w:jc w:val="center"/>
       </w:pPr>
       <w:r>
-        <w:t>Version Date: May 11, 2026</w:t>
+        <w:rPr>
+          <w:i/>
+          <w:sz w:val="20"/>
+        </w:rPr>
+        <w:t>Short Form Draft for Movable Appliances</w:t>
       </w:r>
     </w:p>
-    <w:p/>
-    <w:p/>
     <w:p>
       <w:pPr>
-        <w:pStyle w:val="Heading2"/>
+        <w:spacing w:before="240" w:after="80"/>
       </w:pPr>
       <w:r>
+        <w:rPr>
+          <w:b/>
+          <w:sz w:val="24"/>
+        </w:rPr>
         <w:t>IMPORTANT NOTICE</w:t>
       </w:r>
     </w:p>
     <w:p>
       <w:r>
-        <w:t>This template is a general starting point and is not legal advice.</w:t>
+        <w:t>This document is an editable starting draft provided by RentItOut for convenience only. It is not legal advice, not a lawyer-reviewed instrument for your state, and not a guarantee of stamp-duty compliance, registration, insurance cover, or enforceability. RentItOut is only a connector marketplace and is not a party to this rental. Both parties should fill every blank, attach supporting records, and obtain advice from a qualified advocate before signing.</w:t>
       </w:r>
     </w:p>
     <w:p>
       <w:r>
-        <w:t>Get legal review before signing, especially for high-value rentals.</w:t>
+        <w:t>Draft version date: October 8, 2026</w:t>
       </w:r>
     </w:p>
-    <w:p/>
     <w:p>
+      <w:pPr>
+        <w:spacing w:before="240" w:after="80"/>
+      </w:pPr>
       <w:r>
-        <w:t>Agreement Date: [DATE]</w:t>
+        <w:rPr>
+          <w:b/>
+          <w:sz w:val="24"/>
+        </w:rPr>
+        <w:t>1. AGREEMENT DETAILS</w:t>
       </w:r>
     </w:p>
     <w:p>
       <w:r>
-        <w:t>Place: [CITY, STATE]</w:t>
-      </w:r>
-    </w:p>
-    <w:p/>
-    <w:p>
-      <w:pPr>
-        <w:pStyle w:val="Heading2"/>
-      </w:pPr>
-      <w:r>
-        <w:t>1) PARTIES</w:t>
+        <w:t>Agreement date: __________________________________________</w:t>
       </w:r>
     </w:p>
     <w:p>
       <w:r>
-        <w:t>Owner/Lessor</w:t>
+        <w:t>Place of execution (city, state): __________________________________________</w:t>
       </w:r>
     </w:p>
     <w:p>
       <w:r>
-        <w:t>Name: [OWNER NAME]</w:t>
+        <w:t>Listing ID (if any): __________________________________________</w:t>
+      </w:r>
+    </w:p>
+    <w:p>
+      <w:pPr>
+        <w:spacing w:before="240" w:after="80"/>
+      </w:pPr>
+      <w:r>
+        <w:rPr>
+          <w:b/>
+          <w:sz w:val="24"/>
+        </w:rPr>
+        <w:t>2. PARTIES</w:t>
       </w:r>
     </w:p>
     <w:p>
       <w:r>
-        <w:t>Address: [OWNER ADDRESS]</w:t>
+        <w:t>Owner / Lessor</w:t>
       </w:r>
     </w:p>
     <w:p>
       <w:r>
-        <w:t>Phone: [OWNER PHONE]</w:t>
+        <w:t>Full name: __________________________________________</w:t>
       </w:r>
     </w:p>
     <w:p>
       <w:r>
-        <w:t>Email: [OWNER EMAIL]</w:t>
-      </w:r>
-    </w:p>
-    <w:p/>
-    <w:p>
-      <w:r>
-        <w:t>Renter/Lessee</w:t>
+        <w:t>Father's / spouse's name (optional): __________________________________________</w:t>
       </w:r>
     </w:p>
     <w:p>
       <w:r>
-        <w:t>Name: [RENTER NAME]</w:t>
+        <w:t>Address: __________________________________________</w:t>
       </w:r>
     </w:p>
     <w:p>
       <w:r>
-        <w:t>Address: [RENTER ADDRESS]</w:t>
+        <w:t>City and PIN: __________________________________________</w:t>
       </w:r>
     </w:p>
     <w:p>
       <w:r>
-        <w:t>Phone: [RENTER PHONE]</w:t>
+        <w:t>Phone: __________________________________________</w:t>
       </w:r>
     </w:p>
     <w:p>
       <w:r>
-        <w:t>Email: [RENTER EMAIL]</w:t>
-      </w:r>
-    </w:p>
-    <w:p/>
-    <w:p>
-      <w:pPr>
-        <w:pStyle w:val="Heading2"/>
-      </w:pPr>
-      <w:r>
-        <w:t>2) APPLIANCE DETAILS</w:t>
+        <w:t>Email: __________________________________________</w:t>
       </w:r>
     </w:p>
     <w:p>
       <w:r>
-        <w:t>Item: [CATEGORY + BRAND + MODEL]</w:t>
+        <w:t>Government ID type and number: __________________________________________</w:t>
       </w:r>
     </w:p>
     <w:p>
       <w:r>
-        <w:t>Serial Number: [SERIAL NO.]</w:t>
+        <w:t>Renter / Lessee</w:t>
       </w:r>
     </w:p>
     <w:p>
       <w:r>
-        <w:t>Accessories Included: [LIST]</w:t>
+        <w:t>Full name: __________________________________________</w:t>
       </w:r>
     </w:p>
     <w:p>
       <w:r>
-        <w:t>Initial Condition: [GOOD/FAIR + NOTES]</w:t>
-      </w:r>
-    </w:p>
-    <w:p/>
-    <w:p>
-      <w:pPr>
-        <w:pStyle w:val="Heading2"/>
-      </w:pPr>
-      <w:r>
-        <w:t>3) TERM</w:t>
+        <w:t>Father's / spouse's name (optional): __________________________________________</w:t>
       </w:r>
     </w:p>
     <w:p>
       <w:r>
-        <w:t>Start Date: [DATE]</w:t>
+        <w:t>Address: __________________________________________</w:t>
       </w:r>
     </w:p>
     <w:p>
       <w:r>
-        <w:t>End Date: [DATE]</w:t>
+        <w:t>City and PIN: __________________________________________</w:t>
       </w:r>
     </w:p>
     <w:p>
       <w:r>
-        <w:t>Renewal Terms (if any): [DETAILS]</w:t>
-      </w:r>
-    </w:p>
-    <w:p/>
-    <w:p>
-      <w:pPr>
-        <w:pStyle w:val="Heading2"/>
-      </w:pPr>
-      <w:r>
-        <w:t>4) RENT AND DEPOSIT</w:t>
+        <w:t>Phone: __________________________________________</w:t>
       </w:r>
     </w:p>
     <w:p>
       <w:r>
-        <w:t>Monthly Rent: INR [AMOUNT]</w:t>
+        <w:t>Email: __________________________________________</w:t>
       </w:r>
     </w:p>
     <w:p>
       <w:r>
-        <w:t>Due Date: [DATE EACH MONTH]</w:t>
+        <w:t>Government ID type and number: __________________________________________</w:t>
+      </w:r>
+    </w:p>
+    <w:p>
+      <w:pPr>
+        <w:spacing w:before="240" w:after="80"/>
+      </w:pPr>
+      <w:r>
+        <w:rPr>
+          <w:b/>
+          <w:sz w:val="24"/>
+        </w:rPr>
+        <w:t>3. APPLIANCE SCHEDULE</w:t>
       </w:r>
     </w:p>
     <w:p>
       <w:r>
-        <w:t>Security Deposit: INR [AMOUNT]</w:t>
+        <w:t>Category: __________________________________________</w:t>
       </w:r>
     </w:p>
     <w:p>
       <w:r>
-        <w:t>Payment Mode: [UPI/BANK/CASH DETAILS]</w:t>
+        <w:t>Brand and model: __________________________________________</w:t>
       </w:r>
     </w:p>
     <w:p>
       <w:r>
-        <w:t>Late Fee (after [X] days): INR [AMOUNT] or [PERCENTAGE]% (choose one)</w:t>
-      </w:r>
-    </w:p>
-    <w:p/>
-    <w:p>
-      <w:pPr>
-        <w:pStyle w:val="Heading2"/>
-      </w:pPr>
-      <w:r>
-        <w:t>5) DELIVERY AND RETURN</w:t>
+        <w:t>Serial / IMEI / manufacturer number: __________________________________________</w:t>
       </w:r>
     </w:p>
     <w:p>
       <w:r>
-        <w:t>Delivery Date/Address: [DETAILS]</w:t>
+        <w:t>Colour / capacity / size: __________________________________________</w:t>
       </w:r>
     </w:p>
     <w:p>
       <w:r>
-        <w:t>Return Date/Address: [DETAILS]</w:t>
+        <w:t>Accessories included: __________________________________________</w:t>
       </w:r>
     </w:p>
     <w:p>
       <w:r>
-        <w:t>Pickup Charges Borne By: [OWNER/RENTER/BOTH]</w:t>
-      </w:r>
-    </w:p>
-    <w:p/>
-    <w:p>
-      <w:pPr>
-        <w:pStyle w:val="Heading2"/>
-      </w:pPr>
-      <w:r>
-        <w:t>6) USE AND CARE</w:t>
+        <w:t>Approximate purchase year / invoice reference: __________________________________________</w:t>
       </w:r>
     </w:p>
     <w:p>
       <w:r>
+        <w:t>Initial condition summary: __________________________________________</w:t>
+      </w:r>
+    </w:p>
+    <w:p>
+      <w:r>
+        <w:t>Handover location: __________________________________________</w:t>
+      </w:r>
+    </w:p>
+    <w:p>
+      <w:r>
+        <w:t>Attach photographs of the appliance and accessories as Annexure A, and the completed handover checklist as Annexure B.</w:t>
+      </w:r>
+    </w:p>
+    <w:p>
+      <w:pPr>
+        <w:spacing w:before="240" w:after="80"/>
+      </w:pPr>
+      <w:r>
         <w:rPr>
           <w:b/>
+          <w:sz w:val="24"/>
         </w:rPr>
-        <w:t>Renter will:</w:t>
+        <w:t>4. TERM</w:t>
+      </w:r>
+    </w:p>
+    <w:p>
+      <w:r>
+        <w:t>Start date: __________________________________________</w:t>
+      </w:r>
+    </w:p>
+    <w:p>
+      <w:r>
+        <w:t>End date: __________________________________________</w:t>
+      </w:r>
+    </w:p>
+    <w:p>
+      <w:r>
+        <w:t>Minimum lock-in period (if any): __________________________________________</w:t>
+      </w:r>
+    </w:p>
+    <w:p>
+      <w:r>
+        <w:t>Renewal terms (if any): __________________________________________</w:t>
+      </w:r>
+    </w:p>
+    <w:p>
+      <w:pPr>
+        <w:spacing w:before="240" w:after="80"/>
+      </w:pPr>
+      <w:r>
+        <w:rPr>
+          <w:b/>
+          <w:sz w:val="24"/>
+        </w:rPr>
+        <w:t>5. RENT, DEPOSIT, AND PAYMENT</w:t>
+      </w:r>
+    </w:p>
+    <w:p>
+      <w:r>
+        <w:t>Monthly rent (INR): __________________________________________</w:t>
+      </w:r>
+    </w:p>
+    <w:p>
+      <w:r>
+        <w:t>Rent due date each month: __________________________________________</w:t>
+      </w:r>
+    </w:p>
+    <w:p>
+      <w:r>
+        <w:t>Security deposit (INR): __________________________________________</w:t>
+      </w:r>
+    </w:p>
+    <w:p>
+      <w:r>
+        <w:t>Payment mode and account / UPI details: __________________________________________</w:t>
+      </w:r>
+    </w:p>
+    <w:p>
+      <w:r>
+        <w:t>Late fee after ___ days (INR or %): __________________________________________</w:t>
+      </w:r>
+    </w:p>
+    <w:p>
+      <w:r>
+        <w:t>The Renter shall pay rent in advance for each month unless the Parties write a different schedule below.</w:t>
+      </w:r>
+    </w:p>
+    <w:p>
+      <w:r>
+        <w:t>Special payment schedule (if any): __________________________________________</w:t>
+      </w:r>
+    </w:p>
+    <w:p>
+      <w:pPr>
+        <w:spacing w:before="240" w:after="80"/>
+      </w:pPr>
+      <w:r>
+        <w:rPr>
+          <w:b/>
+          <w:sz w:val="24"/>
+        </w:rPr>
+        <w:t>6. DELIVERY, USE, AND CARE</w:t>
       </w:r>
     </w:p>
     <w:p>
@@ -252,7 +320,7 @@
         <w:pStyle w:val="ListBullet"/>
       </w:pPr>
       <w:r>
-        <w:t>use appliance lawfully and with reasonable care,</w:t>
+        <w:t>The Owner shall deliver, or make available, the appliance in working condition on the start date, unless delayed for a reason written and accepted by both Parties.</w:t>
       </w:r>
     </w:p>
     <w:p>
@@ -260,7 +328,7 @@
         <w:pStyle w:val="ListBullet"/>
       </w:pPr>
       <w:r>
-        <w:t>not sub-rent, sell, or transfer appliance,</w:t>
+        <w:t>The Renter shall use the appliance only for lawful personal or household use at the agreed location.</w:t>
       </w:r>
     </w:p>
     <w:p>
@@ -268,7 +336,7 @@
         <w:pStyle w:val="ListBullet"/>
       </w:pPr>
       <w:r>
-        <w:t>not relocate appliance without Owner's written approval,</w:t>
+        <w:t>The Renter shall not sell, pledge, sub-rent, gift, or permanently transfer the appliance.</w:t>
       </w:r>
     </w:p>
     <w:p>
@@ -276,16 +344,7 @@
         <w:pStyle w:val="ListBullet"/>
       </w:pPr>
       <w:r>
-        <w:t>report defects/failure promptly.</w:t>
-      </w:r>
-    </w:p>
-    <w:p/>
-    <w:p>
-      <w:pPr>
-        <w:pStyle w:val="Heading2"/>
-      </w:pPr>
-      <w:r>
-        <w:t>7) REPAIRS</w:t>
+        <w:t>The Renter shall not relocate the appliance outside the agreed city or premises without the Owner's prior written consent.</w:t>
       </w:r>
     </w:p>
     <w:p>
@@ -293,7 +352,19 @@
         <w:pStyle w:val="ListBullet"/>
       </w:pPr>
       <w:r>
-        <w:t>Normal wear and tear repairs by: [OWNER/RENTER]</w:t>
+        <w:t>The Renter shall report defects, breakdowns, theft, or loss to the Owner promptly, and in any event within 48 hours of discovery.</w:t>
+      </w:r>
+    </w:p>
+    <w:p>
+      <w:pPr>
+        <w:spacing w:before="240" w:after="80"/>
+      </w:pPr>
+      <w:r>
+        <w:rPr>
+          <w:b/>
+          <w:sz w:val="24"/>
+        </w:rPr>
+        <w:t>7. REPAIRS AND DAMAGE</w:t>
       </w:r>
     </w:p>
     <w:p>
@@ -301,7 +372,7 @@
         <w:pStyle w:val="ListBullet"/>
       </w:pPr>
       <w:r>
-        <w:t>Damage from misuse/negligence by: Renter</w:t>
+        <w:t>Ordinary wear and tear shall be the Owner's responsibility, unless the Parties write otherwise.</w:t>
       </w:r>
     </w:p>
     <w:p>
@@ -309,24 +380,7 @@
         <w:pStyle w:val="ListBullet"/>
       </w:pPr>
       <w:r>
-        <w:t>Service response timeline: [X] days</w:t>
-      </w:r>
-    </w:p>
-    <w:p/>
-    <w:p>
-      <w:pPr>
-        <w:pStyle w:val="Heading2"/>
-      </w:pPr>
-      <w:r>
-        <w:t>8) DEPOSIT ADJUSTMENT</w:t>
-      </w:r>
-    </w:p>
-    <w:p>
-      <w:r>
-        <w:rPr>
-          <w:b/>
-        </w:rPr>
-        <w:t>Owner may deduct from deposit for:</w:t>
+        <w:t>Damage caused by misuse, negligence, unauthorised repair, or unlawful use shall be the Renter's responsibility.</w:t>
       </w:r>
     </w:p>
     <w:p>
@@ -334,7 +388,7 @@
         <w:pStyle w:val="ListBullet"/>
       </w:pPr>
       <w:r>
-        <w:t>unpaid rent/late fee,</w:t>
+        <w:t>The Parties shall record the initial condition in Annexure B. Return inspection shall use the same checklist.</w:t>
       </w:r>
     </w:p>
     <w:p>
@@ -342,7 +396,36 @@
         <w:pStyle w:val="ListBullet"/>
       </w:pPr>
       <w:r>
-        <w:t>damage beyond normal wear and tear,</w:t>
+        <w:t>Service contact and expected response time: [DETAILS].</w:t>
+      </w:r>
+    </w:p>
+    <w:p>
+      <w:pPr>
+        <w:spacing w:before="240" w:after="80"/>
+      </w:pPr>
+      <w:r>
+        <w:rPr>
+          <w:b/>
+          <w:sz w:val="24"/>
+        </w:rPr>
+        <w:t>8. SECURITY DEPOSIT</w:t>
+      </w:r>
+    </w:p>
+    <w:p>
+      <w:r>
+        <w:t>The Owner may deduct from the security deposit only for amounts that are due and supported by this Agreement, including unpaid rent, agreed late fees, missing accessories listed in the schedule, and repair costs for damage beyond ordinary wear and tear. Any remaining deposit shall be returned within ___ days after return, inspection, and clearance of dues. The Owner shall share a written deduction list with the Renter.</w:t>
+      </w:r>
+    </w:p>
+    <w:p>
+      <w:pPr>
+        <w:spacing w:before="240" w:after="80"/>
+      </w:pPr>
+      <w:r>
+        <w:rPr>
+          <w:b/>
+          <w:sz w:val="24"/>
+        </w:rPr>
+        <w:t>9. EARLY TERMINATION AND DEFAULT</w:t>
       </w:r>
     </w:p>
     <w:p>
@@ -350,7 +433,7 @@
         <w:pStyle w:val="ListBullet"/>
       </w:pPr>
       <w:r>
-        <w:t>missing accessories,</w:t>
+        <w:t>Either Party may end this Agreement by giving ___ days' written notice, subject to any lock-in and early-exit fee written below.</w:t>
       </w:r>
     </w:p>
     <w:p>
@@ -358,199 +441,234 @@
         <w:pStyle w:val="ListBullet"/>
       </w:pPr>
       <w:r>
-        <w:t>recovery/transport costs due to breach.</w:t>
+        <w:t>Early-exit fee / lock-in terms: [DETAILS OR 'NONE'].</w:t>
+      </w:r>
+    </w:p>
+    <w:p>
+      <w:pPr>
+        <w:pStyle w:val="ListBullet"/>
+      </w:pPr>
+      <w:r>
+        <w:t>If the Renter fails to pay rent when due, misuses the appliance, or fails to return it on the end date, the Owner may terminate this Agreement by written notice and take steps permitted by law to recover the appliance and unpaid amounts.</w:t>
+      </w:r>
+    </w:p>
+    <w:p>
+      <w:pPr>
+        <w:pStyle w:val="ListBullet"/>
+      </w:pPr>
+      <w:r>
+        <w:t>If the Owner fails to deliver a working appliance as agreed, the Renter may terminate by written notice and seek refund of prepaid rent and deposit that is not lawfully due to the Owner.</w:t>
+      </w:r>
+    </w:p>
+    <w:p>
+      <w:pPr>
+        <w:spacing w:before="240" w:after="80"/>
+      </w:pPr>
+      <w:r>
+        <w:rPr>
+          <w:b/>
+          <w:sz w:val="24"/>
+        </w:rPr>
+        <w:t>10. LIABILITY AND INSURANCE</w:t>
       </w:r>
     </w:p>
     <w:p>
       <w:r>
-        <w:t>Deposit settlement timeline: within [X] days after return and inspection.</w:t>
+        <w:t>Each Party is responsible for its own acts and omissions. The Renter is responsible for loss or third-party claims arising from the Renter's misuse or unlawful use of the appliance. This draft does not create insurance cover. If either Party wants insurance, that Party shall arrange and pay for it separately and write the details here: [INSURANCE DETAILS OR 'NONE'].</w:t>
       </w:r>
     </w:p>
-    <w:p/>
     <w:p>
       <w:pPr>
-        <w:pStyle w:val="Heading2"/>
+        <w:spacing w:before="240" w:after="80"/>
       </w:pPr>
       <w:r>
-        <w:t>9) EARLY TERMINATION</w:t>
+        <w:rPr>
+          <w:b/>
+          <w:sz w:val="24"/>
+        </w:rPr>
+        <w:t>11. GOVERNING LAW AND DISPUTES</w:t>
       </w:r>
     </w:p>
     <w:p>
       <w:r>
-        <w:t>Either Party may terminate by giving [X] days written notice.</w:t>
+        <w:t>This Agreement is governed by the laws of India. Subject to any arbitration clause written below, courts at [CITY, STATE] shall have jurisdiction. Preferred dispute process before court: [discussion / mediation / arbitration details, or 'NONE'].</w:t>
+      </w:r>
+    </w:p>
+    <w:p>
+      <w:pPr>
+        <w:spacing w:before="240" w:after="80"/>
+      </w:pPr>
+      <w:r>
+        <w:rPr>
+          <w:b/>
+          <w:sz w:val="24"/>
+        </w:rPr>
+        <w:t>12. NOTICES AND ENTIRE AGREEMENT</w:t>
+      </w:r>
+    </w:p>
+    <w:p>
+      <w:pPr>
+        <w:pStyle w:val="ListBullet"/>
+      </w:pPr>
+      <w:r>
+        <w:t>Notices may be sent by hand, registered post, or the email addresses written above.</w:t>
+      </w:r>
+    </w:p>
+    <w:p>
+      <w:pPr>
+        <w:pStyle w:val="ListBullet"/>
+      </w:pPr>
+      <w:r>
+        <w:t>This Agreement, Annexure A (photos), Annexure B (handover checklist), and any signed amendments form the complete agreement between the Parties for this rental.</w:t>
+      </w:r>
+    </w:p>
+    <w:p>
+      <w:pPr>
+        <w:pStyle w:val="ListBullet"/>
+      </w:pPr>
+      <w:r>
+        <w:t>If any clause is held invalid, the remaining clauses continue to apply.</w:t>
+      </w:r>
+    </w:p>
+    <w:p>
+      <w:pPr>
+        <w:pStyle w:val="ListBullet"/>
+      </w:pPr>
+      <w:r>
+        <w:t>Any change must be in writing and signed by both Parties.</w:t>
+      </w:r>
+    </w:p>
+    <w:p>
+      <w:pPr>
+        <w:spacing w:before="240" w:after="80"/>
+      </w:pPr>
+      <w:r>
+        <w:rPr>
+          <w:b/>
+          <w:sz w:val="24"/>
+        </w:rPr>
+        <w:t>OWNER / LESSOR</w:t>
       </w:r>
     </w:p>
     <w:p>
       <w:r>
-        <w:t>If Renter terminates before lock-in period (if any), early-exit fee: [DETAILS].</w:t>
-      </w:r>
-    </w:p>
-    <w:p/>
-    <w:p>
-      <w:pPr>
-        <w:pStyle w:val="Heading2"/>
-      </w:pPr>
-      <w:r>
-        <w:t>10) DEFAULT</w:t>
+        <w:t>Signature: __________________________________________</w:t>
       </w:r>
     </w:p>
     <w:p>
       <w:r>
-        <w:t>If Renter does not pay or return appliance on time, Owner may terminate and recover appliance through legal process.</w:t>
-      </w:r>
-    </w:p>
-    <w:p/>
-    <w:p>
-      <w:pPr>
-        <w:pStyle w:val="Heading2"/>
-      </w:pPr>
-      <w:r>
-        <w:t>11) LIABILITY</w:t>
+        <w:t>Full name: __________________________________________</w:t>
       </w:r>
     </w:p>
     <w:p>
       <w:r>
-        <w:t>Renter is responsible for third-party claims/loss caused by Renter's misuse or unlawful use.</w:t>
-      </w:r>
-    </w:p>
-    <w:p/>
-    <w:p>
-      <w:pPr>
-        <w:pStyle w:val="Heading2"/>
-      </w:pPr>
-      <w:r>
-        <w:t>12) LAW AND DISPUTES</w:t>
+        <w:t>Date: __________________________________________</w:t>
       </w:r>
     </w:p>
     <w:p>
       <w:r>
-        <w:t>Governing Law: India</w:t>
+        <w:t>Place: __________________________________________</w:t>
+      </w:r>
+    </w:p>
+    <w:p>
+      <w:pPr>
+        <w:spacing w:before="240" w:after="80"/>
+      </w:pPr>
+      <w:r>
+        <w:rPr>
+          <w:b/>
+          <w:sz w:val="24"/>
+        </w:rPr>
+        <w:t>RENTER / LESSEE</w:t>
       </w:r>
     </w:p>
     <w:p>
       <w:r>
-        <w:t>Jurisdiction/Seat: [CITY, STATE]</w:t>
+        <w:t>Signature: __________________________________________</w:t>
       </w:r>
     </w:p>
     <w:p>
       <w:r>
-        <w:t>Arbitration (if applicable): [YES/NO + DETAILS]</w:t>
-      </w:r>
-    </w:p>
-    <w:p/>
-    <w:p>
-      <w:pPr>
-        <w:pStyle w:val="Heading2"/>
-      </w:pPr>
-      <w:r>
-        <w:t>13) ENTIRE AGREEMENT</w:t>
+        <w:t>Full name: __________________________________________</w:t>
       </w:r>
     </w:p>
     <w:p>
       <w:r>
-        <w:t>This document and any attached checklist/photos form the complete agreement between Parties.</w:t>
-      </w:r>
-    </w:p>
-    <w:p/>
-    <w:p>
-      <w:pPr>
-        <w:pStyle w:val="Heading3"/>
-      </w:pPr>
-      <w:r>
-        <w:t>OWNER SIGNATURE</w:t>
+        <w:t>Date: __________________________________________</w:t>
       </w:r>
     </w:p>
     <w:p>
       <w:r>
-        <w:t>Signature: ______________________</w:t>
+        <w:t>Place: __________________________________________</w:t>
       </w:r>
     </w:p>
     <w:p>
-      <w:r>
-        <w:t>Name: [OWNER NAME]</w:t>
-      </w:r>
-    </w:p>
-    <w:p>
-      <w:r>
-        <w:t>Date: [DATE]</w:t>
-      </w:r>
-    </w:p>
-    <w:p/>
-    <w:p>
       <w:pPr>
-        <w:pStyle w:val="Heading3"/>
+        <w:spacing w:before="240" w:after="80"/>
       </w:pPr>
       <w:r>
-        <w:t>RENTER SIGNATURE</w:t>
-      </w:r>
-    </w:p>
-    <w:p>
-      <w:r>
-        <w:t>Signature: ______________________</w:t>
-      </w:r>
-    </w:p>
-    <w:p>
-      <w:r>
-        <w:t>Name: [RENTER NAME]</w:t>
-      </w:r>
-    </w:p>
-    <w:p>
-      <w:r>
-        <w:t>Date: [DATE]</w:t>
-      </w:r>
-    </w:p>
-    <w:p/>
-    <w:p>
-      <w:pPr>
-        <w:pStyle w:val="Heading3"/>
-      </w:pPr>
-      <w:r>
+        <w:rPr>
+          <w:b/>
+          <w:sz w:val="24"/>
+        </w:rPr>
         <w:t>WITNESS 1</w:t>
       </w:r>
     </w:p>
     <w:p>
       <w:r>
-        <w:t>Signature: ______________________</w:t>
+        <w:t>Signature: __________________________________________</w:t>
       </w:r>
     </w:p>
     <w:p>
       <w:r>
-        <w:t>Name: [WITNESS NAME]</w:t>
+        <w:t>Full name: __________________________________________</w:t>
       </w:r>
     </w:p>
     <w:p>
       <w:r>
-        <w:t>Date: [DATE]</w:t>
+        <w:t>Date: __________________________________________</w:t>
       </w:r>
     </w:p>
-    <w:p/>
+    <w:p>
+      <w:r>
+        <w:t>Place: __________________________________________</w:t>
+      </w:r>
+    </w:p>
     <w:p>
       <w:pPr>
-        <w:pStyle w:val="Heading3"/>
+        <w:spacing w:before="240" w:after="80"/>
       </w:pPr>
       <w:r>
+        <w:rPr>
+          <w:b/>
+          <w:sz w:val="24"/>
+        </w:rPr>
         <w:t>WITNESS 2</w:t>
       </w:r>
     </w:p>
     <w:p>
       <w:r>
-        <w:t>Signature: ______________________</w:t>
+        <w:t>Signature: __________________________________________</w:t>
       </w:r>
     </w:p>
     <w:p>
       <w:r>
-        <w:t>Name: [WITNESS NAME]</w:t>
+        <w:t>Full name: __________________________________________</w:t>
       </w:r>
     </w:p>
     <w:p>
       <w:r>
-        <w:t>Date: [DATE]</w:t>
+        <w:t>Date: __________________________________________</w:t>
       </w:r>
     </w:p>
-    <w:p/>
+    <w:p>
+      <w:r>
+        <w:t>Place: __________________________________________</w:t>
+      </w:r>
+    </w:p>
     <w:sectPr>
       <w:pgSz w:w="12240" w:h="15840"/>
-      <w:pgMar w:top="1440" w:right="1440" w:bottom="1440" w:left="1440" w:header="720" w:footer="720" w:gutter="0"/>
+      <w:pgMar w:top="1152" w:right="1296" w:bottom="1152" w:left="1296" w:header="720" w:footer="720" w:gutter="0"/>
       <w:cols w:space="720"/>
       <w:docGrid w:linePitch="360"/>
     </w:sectPr>
@@ -921,6 +1039,9 @@
     <w:name w:val="Normal"/>
     <w:qFormat/>
     <w:rsid w:val="00FC693F"/>
+    <w:pPr>
+      <w:spacing w:after="120" w:line="240" w:lineRule="auto"/>
+    </w:pPr>
     <w:rPr>
       <w:rFonts w:ascii="Calibri" w:hAnsi="Calibri"/>
       <w:sz w:val="22"/>
@@ -985,11 +1106,11 @@
       <w:outlineLvl w:val="0"/>
     </w:pPr>
     <w:rPr>
-      <w:rFonts w:asciiTheme="majorHAnsi" w:eastAsiaTheme="majorEastAsia" w:hAnsiTheme="majorHAnsi" w:cstheme="majorBidi" w:ascii="Calibri" w:hAnsi="Calibri"/>
+      <w:rFonts w:asciiTheme="majorHAnsi" w:eastAsiaTheme="majorEastAsia" w:hAnsiTheme="majorHAnsi" w:cstheme="majorBidi"/>
       <w:b/>
       <w:bCs/>
       <w:color w:val="365F91" w:themeColor="accent1" w:themeShade="BF"/>
-      <w:sz w:val="32"/>
+      <w:sz w:val="28"/>
       <w:szCs w:val="28"/>
     </w:rPr>
   </w:style>
@@ -1009,7 +1130,7 @@
       <w:outlineLvl w:val="1"/>
     </w:pPr>
     <w:rPr>
-      <w:rFonts w:asciiTheme="majorHAnsi" w:eastAsiaTheme="majorEastAsia" w:hAnsiTheme="majorHAnsi" w:cstheme="majorBidi" w:ascii="Calibri" w:hAnsi="Calibri"/>
+      <w:rFonts w:asciiTheme="majorHAnsi" w:eastAsiaTheme="majorEastAsia" w:hAnsiTheme="majorHAnsi" w:cstheme="majorBidi"/>
       <w:b/>
       <w:bCs/>
       <w:color w:val="4F81BD" w:themeColor="accent1"/>
@@ -1033,11 +1154,10 @@
       <w:outlineLvl w:val="2"/>
     </w:pPr>
     <w:rPr>
-      <w:rFonts w:asciiTheme="majorHAnsi" w:eastAsiaTheme="majorEastAsia" w:hAnsiTheme="majorHAnsi" w:cstheme="majorBidi" w:ascii="Calibri" w:hAnsi="Calibri"/>
+      <w:rFonts w:asciiTheme="majorHAnsi" w:eastAsiaTheme="majorEastAsia" w:hAnsiTheme="majorHAnsi" w:cstheme="majorBidi"/>
       <w:b/>
       <w:bCs/>
       <w:color w:val="4F81BD" w:themeColor="accent1"/>
-      <w:sz w:val="22"/>
     </w:rPr>
   </w:style>
   <w:style w:type="paragraph" w:styleId="Heading4">
